--- a/docs/Ujian Semhas/F-08 Izin Maju Ujian oleh Pembimbing.docx
+++ b/docs/Ujian Semhas/F-08 Izin Maju Ujian oleh Pembimbing.docx
@@ -327,31 +327,7 @@
               <w:t xml:space="preserve">    </w:t>
             </w:r>
             <w:r>
-              <w:t xml:space="preserve">Jalan Soekarno Hatta </w:t>
-            </w:r>
-            <w:proofErr w:type="spellStart"/>
-            <w:r>
-              <w:t>Nomor</w:t>
-            </w:r>
-            <w:proofErr w:type="spellEnd"/>
-            <w:r>
-              <w:t xml:space="preserve"> 9 </w:t>
-            </w:r>
-            <w:proofErr w:type="spellStart"/>
-            <w:r>
-              <w:t>Jatimulyo</w:t>
-            </w:r>
-            <w:proofErr w:type="spellEnd"/>
-            <w:r>
-              <w:t xml:space="preserve">, </w:t>
-            </w:r>
-            <w:proofErr w:type="spellStart"/>
-            <w:r>
-              <w:t>Lowokwaru</w:t>
-            </w:r>
-            <w:proofErr w:type="spellEnd"/>
-            <w:r>
-              <w:t>, Malang 65141</w:t>
+              <w:t>Jalan Soekarno Hatta Nomor 9 Jatimulyo, Lowokwaru, Malang 65141</w:t>
             </w:r>
           </w:p>
           <w:p>
@@ -359,21 +335,8 @@
               <w:ind w:left="168" w:hanging="141"/>
               <w:jc w:val="center"/>
             </w:pPr>
-            <w:proofErr w:type="spellStart"/>
             <w:r>
-              <w:t>Telepon</w:t>
-            </w:r>
-            <w:proofErr w:type="spellEnd"/>
-            <w:r>
-              <w:t xml:space="preserve"> (0341) 404424, 404425, </w:t>
-            </w:r>
-            <w:proofErr w:type="spellStart"/>
-            <w:r>
-              <w:t>Faksimile</w:t>
-            </w:r>
-            <w:proofErr w:type="spellEnd"/>
-            <w:r>
-              <w:t xml:space="preserve"> (0341) 404420</w:t>
+              <w:t>Telepon (0341) 404424, 404425, Faksimile (0341) 404420</w:t>
             </w:r>
           </w:p>
           <w:p>
@@ -433,79 +396,7 @@
     </w:p>
     <w:p>
       <w:r>
-        <w:t xml:space="preserve">Yang </w:t>
-      </w:r>
-      <w:proofErr w:type="spellStart"/>
-      <w:r>
-        <w:t>bertanda</w:t>
-      </w:r>
-      <w:proofErr w:type="spellEnd"/>
-      <w:r>
-        <w:t xml:space="preserve"> </w:t>
-      </w:r>
-      <w:proofErr w:type="spellStart"/>
-      <w:r>
-        <w:t>tangan</w:t>
-      </w:r>
-      <w:proofErr w:type="spellEnd"/>
-      <w:r>
-        <w:t xml:space="preserve"> di </w:t>
-      </w:r>
-      <w:proofErr w:type="spellStart"/>
-      <w:r>
-        <w:t>bawah</w:t>
-      </w:r>
-      <w:proofErr w:type="spellEnd"/>
-      <w:r>
-        <w:t xml:space="preserve"> </w:t>
-      </w:r>
-      <w:proofErr w:type="spellStart"/>
-      <w:r>
-        <w:t>ini</w:t>
-      </w:r>
-      <w:proofErr w:type="spellEnd"/>
-      <w:r>
-        <w:t xml:space="preserve">, Dosen </w:t>
-      </w:r>
-      <w:proofErr w:type="spellStart"/>
-      <w:r>
-        <w:t>Pembimbing</w:t>
-      </w:r>
-      <w:proofErr w:type="spellEnd"/>
-      <w:r>
-        <w:t xml:space="preserve"> </w:t>
-      </w:r>
-      <w:proofErr w:type="spellStart"/>
-      <w:r>
-        <w:t>menyetujui</w:t>
-      </w:r>
-      <w:proofErr w:type="spellEnd"/>
-      <w:r>
-        <w:t xml:space="preserve"> </w:t>
-      </w:r>
-      <w:proofErr w:type="spellStart"/>
-      <w:r>
-        <w:t>bahwa</w:t>
-      </w:r>
-      <w:proofErr w:type="spellEnd"/>
-      <w:r>
-        <w:t xml:space="preserve"> </w:t>
-      </w:r>
-      <w:proofErr w:type="spellStart"/>
-      <w:r>
-        <w:t>mahasiswa</w:t>
-      </w:r>
-      <w:proofErr w:type="spellEnd"/>
-      <w:r>
-        <w:t xml:space="preserve"> </w:t>
-      </w:r>
-      <w:proofErr w:type="spellStart"/>
-      <w:r>
-        <w:t>berikut</w:t>
-      </w:r>
-      <w:proofErr w:type="spellEnd"/>
-      <w:r>
-        <w:t xml:space="preserve">: </w:t>
+        <w:t xml:space="preserve">Yang bertanda tangan di bawah ini, Dosen Pembimbing menyetujui bahwa mahasiswa berikut: </w:t>
       </w:r>
     </w:p>
     <w:tbl>
@@ -571,13 +462,8 @@
               <w:jc w:val="center"/>
             </w:pPr>
             <w:r>
-              <w:t xml:space="preserve">Nama </w:t>
+              <w:t>Nama Mahasiswa</w:t>
             </w:r>
-            <w:proofErr w:type="spellStart"/>
-            <w:r>
-              <w:t>Mahasiswa</w:t>
-            </w:r>
-            <w:proofErr w:type="spellEnd"/>
           </w:p>
         </w:tc>
         <w:tc>
@@ -715,21 +601,8 @@
           <w:u w:val="single"/>
         </w:rPr>
       </w:pPr>
-      <w:proofErr w:type="spellStart"/>
-      <w:r>
-        <w:t>Judul</w:t>
-      </w:r>
-      <w:proofErr w:type="spellEnd"/>
-      <w:r>
-        <w:t xml:space="preserve"> </w:t>
-      </w:r>
-      <w:proofErr w:type="spellStart"/>
-      <w:r>
-        <w:t>Proyek</w:t>
-      </w:r>
-      <w:proofErr w:type="spellEnd"/>
-      <w:r>
-        <w:t xml:space="preserve"> Akhir/LA</w:t>
+      <w:r>
+        <w:t>Judul Proyek Akhir/LA</w:t>
       </w:r>
       <w:r>
         <w:tab/>
@@ -748,15 +621,27 @@
           <w:lang w:val="de-DE"/>
         </w:rPr>
       </w:pPr>
-      <w:proofErr w:type="spellStart"/>
       <w:r>
         <w:rPr>
           <w:szCs w:val="22"/>
           <w:lang w:val="de-DE"/>
         </w:rPr>
-        <w:t>Implementasi</w:t>
-      </w:r>
-      <w:proofErr w:type="spellEnd"/>
+        <w:t xml:space="preserve">Implementasi Rangkaian Elektronik </w:t>
+      </w:r>
+      <w:r>
+        <w:rPr>
+          <w:szCs w:val="22"/>
+          <w:lang w:val="de-DE"/>
+        </w:rPr>
+        <w:t>d</w:t>
+      </w:r>
+      <w:r>
+        <w:rPr>
+          <w:szCs w:val="22"/>
+          <w:lang w:val="de-DE"/>
+        </w:rPr>
+        <w:t>an Sistem Komunikasi</w:t>
+      </w:r>
       <w:r>
         <w:rPr>
           <w:szCs w:val="22"/>
@@ -764,38 +649,27 @@
         </w:rPr>
         <w:t xml:space="preserve"> </w:t>
       </w:r>
-      <w:proofErr w:type="spellStart"/>
       <w:r>
         <w:rPr>
           <w:szCs w:val="22"/>
           <w:lang w:val="de-DE"/>
         </w:rPr>
-        <w:t>Rangkaian</w:t>
-      </w:r>
-      <w:proofErr w:type="spellEnd"/>
+        <w:t xml:space="preserve">Multi-Pemain </w:t>
+      </w:r>
       <w:r>
         <w:rPr>
           <w:szCs w:val="22"/>
           <w:lang w:val="de-DE"/>
         </w:rPr>
-        <w:t xml:space="preserve"> Elektronik </w:t>
-      </w:r>
-      <w:proofErr w:type="spellStart"/>
+        <w:t>u</w:t>
+      </w:r>
       <w:r>
         <w:rPr>
           <w:szCs w:val="22"/>
           <w:lang w:val="de-DE"/>
         </w:rPr>
-        <w:t>d</w:t>
-      </w:r>
-      <w:r>
-        <w:rPr>
-          <w:szCs w:val="22"/>
-          <w:lang w:val="de-DE"/>
-        </w:rPr>
-        <w:t>an</w:t>
-      </w:r>
-      <w:proofErr w:type="spellEnd"/>
+        <w:t xml:space="preserve">ntuk </w:t>
+      </w:r>
       <w:r>
         <w:rPr>
           <w:szCs w:val="22"/>
@@ -803,108 +677,12 @@
         </w:rPr>
         <w:t xml:space="preserve"> </w:t>
       </w:r>
-      <w:proofErr w:type="spellStart"/>
       <w:r>
         <w:rPr>
           <w:szCs w:val="22"/>
           <w:lang w:val="de-DE"/>
         </w:rPr>
-        <w:t>Sistem</w:t>
-      </w:r>
-      <w:proofErr w:type="spellEnd"/>
-      <w:r>
-        <w:rPr>
-          <w:szCs w:val="22"/>
-          <w:lang w:val="de-DE"/>
-        </w:rPr>
-        <w:t xml:space="preserve"> </w:t>
-      </w:r>
-      <w:proofErr w:type="spellStart"/>
-      <w:r>
-        <w:rPr>
-          <w:szCs w:val="22"/>
-          <w:lang w:val="de-DE"/>
-        </w:rPr>
-        <w:t>Komunikasi</w:t>
-      </w:r>
-      <w:proofErr w:type="spellEnd"/>
-      <w:r>
-        <w:rPr>
-          <w:szCs w:val="22"/>
-          <w:lang w:val="de-DE"/>
-        </w:rPr>
-        <w:t xml:space="preserve"> </w:t>
-      </w:r>
-      <w:r>
-        <w:rPr>
-          <w:szCs w:val="22"/>
-          <w:lang w:val="de-DE"/>
-        </w:rPr>
-        <w:t>Multi-</w:t>
-      </w:r>
-      <w:proofErr w:type="spellStart"/>
-      <w:r>
-        <w:rPr>
-          <w:szCs w:val="22"/>
-          <w:lang w:val="de-DE"/>
-        </w:rPr>
-        <w:t>Pemain</w:t>
-      </w:r>
-      <w:proofErr w:type="spellEnd"/>
-      <w:r>
-        <w:rPr>
-          <w:szCs w:val="22"/>
-          <w:lang w:val="de-DE"/>
-        </w:rPr>
-        <w:t xml:space="preserve"> </w:t>
-      </w:r>
-      <w:proofErr w:type="spellStart"/>
-      <w:proofErr w:type="gramStart"/>
-      <w:r>
-        <w:rPr>
-          <w:szCs w:val="22"/>
-          <w:lang w:val="de-DE"/>
-        </w:rPr>
-        <w:t>u</w:t>
-      </w:r>
-      <w:r>
-        <w:rPr>
-          <w:szCs w:val="22"/>
-          <w:lang w:val="de-DE"/>
-        </w:rPr>
-        <w:t>ntuk</w:t>
-      </w:r>
-      <w:proofErr w:type="spellEnd"/>
-      <w:r>
-        <w:rPr>
-          <w:szCs w:val="22"/>
-          <w:lang w:val="de-DE"/>
-        </w:rPr>
-        <w:t xml:space="preserve"> </w:t>
-      </w:r>
-      <w:r>
-        <w:rPr>
-          <w:szCs w:val="22"/>
-          <w:lang w:val="de-DE"/>
-        </w:rPr>
-        <w:t xml:space="preserve"> </w:t>
-      </w:r>
-      <w:proofErr w:type="spellStart"/>
-      <w:r>
-        <w:rPr>
-          <w:szCs w:val="22"/>
-          <w:lang w:val="de-DE"/>
-        </w:rPr>
-        <w:t>Permainan</w:t>
-      </w:r>
-      <w:proofErr w:type="spellEnd"/>
-      <w:proofErr w:type="gramEnd"/>
-      <w:r>
-        <w:rPr>
-          <w:szCs w:val="22"/>
-          <w:lang w:val="de-DE"/>
-        </w:rPr>
-        <w:t xml:space="preserve"> </w:t>
+        <w:t xml:space="preserve">Permainan </w:t>
       </w:r>
       <w:r>
         <w:rPr>
@@ -920,25 +698,8 @@
           <w:szCs w:val="22"/>
           <w:lang w:val="de-DE"/>
         </w:rPr>
-        <w:t xml:space="preserve"> </w:t>
-      </w:r>
-      <w:proofErr w:type="spellStart"/>
-      <w:r>
-        <w:rPr>
-          <w:szCs w:val="22"/>
-          <w:lang w:val="de-DE"/>
-        </w:rPr>
-        <w:t>Menggunakan</w:t>
-      </w:r>
-      <w:proofErr w:type="spellEnd"/>
-      <w:r>
-        <w:rPr>
-          <w:szCs w:val="22"/>
-          <w:lang w:val="de-DE"/>
-        </w:rPr>
-        <w:t xml:space="preserve"> </w:t>
-      </w:r>
-      <w:proofErr w:type="spellStart"/>
+        <w:t xml:space="preserve"> Menggunakan </w:t>
+      </w:r>
       <w:r>
         <w:rPr>
           <w:i/>
@@ -948,7 +709,6 @@
         </w:rPr>
         <w:t>Esp-Now</w:t>
       </w:r>
-      <w:proofErr w:type="spellEnd"/>
       <w:r>
         <w:rPr>
           <w:szCs w:val="22"/>
@@ -956,7 +716,6 @@
         </w:rPr>
         <w:t xml:space="preserve"> </w:t>
       </w:r>
-      <w:proofErr w:type="spellStart"/>
       <w:r>
         <w:rPr>
           <w:szCs w:val="22"/>
@@ -969,15 +728,7 @@
           <w:szCs w:val="22"/>
           <w:lang w:val="de-DE"/>
         </w:rPr>
-        <w:t>an</w:t>
-      </w:r>
-      <w:proofErr w:type="spellEnd"/>
-      <w:r>
-        <w:rPr>
-          <w:szCs w:val="22"/>
-          <w:lang w:val="de-DE"/>
-        </w:rPr>
-        <w:t xml:space="preserve"> </w:t>
+        <w:t xml:space="preserve">an </w:t>
       </w:r>
       <w:r>
         <w:rPr>
@@ -999,158 +750,35 @@
       </w:pPr>
     </w:p>
     <w:p>
-      <w:proofErr w:type="spellStart"/>
-      <w:r>
-        <w:t>Pembimbing</w:t>
-      </w:r>
-      <w:proofErr w:type="spellEnd"/>
-      <w:r>
-        <w:t xml:space="preserve"> </w:t>
-      </w:r>
-      <w:proofErr w:type="gramStart"/>
-      <w:r>
-        <w:t>1 :</w:t>
+      <w:r>
+        <w:t>Pembimbing 1 :</w:t>
       </w:r>
       <w:bookmarkStart w:id="1" w:name="_Hlk203007406"/>
-      <w:proofErr w:type="gramEnd"/>
-      <w:r>
-        <w:t xml:space="preserve"> </w:t>
-      </w:r>
-      <w:proofErr w:type="spellStart"/>
-      <w:r>
-        <w:t>Indrazno</w:t>
-      </w:r>
-      <w:proofErr w:type="spellEnd"/>
-      <w:r>
-        <w:t xml:space="preserve"> </w:t>
-      </w:r>
-      <w:proofErr w:type="spellStart"/>
-      <w:r>
-        <w:t>Siradjuddin</w:t>
-      </w:r>
-      <w:proofErr w:type="spellEnd"/>
-      <w:r>
-        <w:t>, S.T., M.T., Ph.D.</w:t>
+      <w:r>
+        <w:t xml:space="preserve"> Indrazno Siradjuddin, S.T., M.T., Ph.D.</w:t>
       </w:r>
       <w:bookmarkEnd w:id="1"/>
     </w:p>
     <w:p/>
     <w:p>
-      <w:proofErr w:type="spellStart"/>
-      <w:r>
-        <w:t>Pembimbing</w:t>
-      </w:r>
-      <w:proofErr w:type="spellEnd"/>
-      <w:r>
-        <w:t xml:space="preserve"> </w:t>
-      </w:r>
-      <w:proofErr w:type="gramStart"/>
-      <w:r>
-        <w:t>2 :</w:t>
-      </w:r>
-      <w:proofErr w:type="gramEnd"/>
-      <w:r>
-        <w:t xml:space="preserve"> </w:t>
-      </w:r>
-      <w:proofErr w:type="spellStart"/>
-      <w:r>
-        <w:t>Gillang</w:t>
-      </w:r>
-      <w:proofErr w:type="spellEnd"/>
-      <w:r>
-        <w:t xml:space="preserve"> Al Azhar, S.S.T., </w:t>
-      </w:r>
-      <w:proofErr w:type="spellStart"/>
-      <w:r>
-        <w:t>M.</w:t>
-      </w:r>
-      <w:proofErr w:type="gramStart"/>
-      <w:r>
-        <w:t>Tr.T</w:t>
-      </w:r>
-      <w:proofErr w:type="spellEnd"/>
-      <w:proofErr w:type="gramEnd"/>
+      <w:r>
+        <w:t>Pembimbing 2 :</w:t>
+      </w:r>
+      <w:r>
+        <w:t xml:space="preserve"> Gillang Al Azhar, S.S.T., M.Tr.T</w:t>
+      </w:r>
     </w:p>
     <w:p/>
     <w:p/>
     <w:p>
       <w:r>
-        <w:t xml:space="preserve">Dapat </w:t>
-      </w:r>
-      <w:proofErr w:type="spellStart"/>
-      <w:r>
-        <w:t>mengikuti</w:t>
-      </w:r>
-      <w:proofErr w:type="spellEnd"/>
-      <w:r>
-        <w:t xml:space="preserve"> </w:t>
-      </w:r>
-      <w:proofErr w:type="spellStart"/>
-      <w:r>
-        <w:t>Ujian</w:t>
-      </w:r>
-      <w:proofErr w:type="spellEnd"/>
-      <w:r>
-        <w:t xml:space="preserve"> LA/</w:t>
-      </w:r>
-      <w:proofErr w:type="spellStart"/>
-      <w:r>
-        <w:t>Proyek</w:t>
-      </w:r>
-      <w:proofErr w:type="spellEnd"/>
-      <w:r>
-        <w:t xml:space="preserve"> Akhir pada </w:t>
-      </w:r>
-      <w:proofErr w:type="spellStart"/>
-      <w:proofErr w:type="gramStart"/>
-      <w:r>
-        <w:t>tahap</w:t>
-      </w:r>
-      <w:proofErr w:type="spellEnd"/>
-      <w:r>
-        <w:t xml:space="preserve"> :</w:t>
-      </w:r>
-      <w:proofErr w:type="gramEnd"/>
-      <w:r>
-        <w:t xml:space="preserve"> I, II, III, </w:t>
-      </w:r>
-      <w:proofErr w:type="spellStart"/>
-      <w:r>
-        <w:t>Khusus</w:t>
-      </w:r>
-      <w:proofErr w:type="spellEnd"/>
-      <w:r>
-        <w:t xml:space="preserve"> *)</w:t>
+        <w:t>Dapat mengikuti Ujian LA/Proyek Akhir pada tahap : I, II, III, Khusus *)</w:t>
       </w:r>
     </w:p>
     <w:p/>
-    <w:p/>
     <w:p>
       <w:r>
-        <w:tab/>
-      </w:r>
-      <w:r>
-        <w:tab/>
-      </w:r>
-      <w:r>
-        <w:tab/>
-        <w:t xml:space="preserve">                                                            Malang……</w:t>
-      </w:r>
-      <w:proofErr w:type="gramStart"/>
-      <w:r>
-        <w:t>…..</w:t>
-      </w:r>
-      <w:proofErr w:type="gramEnd"/>
-      <w:r>
-        <w:t>,………</w:t>
-      </w:r>
-      <w:proofErr w:type="gramStart"/>
-      <w:r>
-        <w:t>…..</w:t>
-      </w:r>
-      <w:proofErr w:type="gramEnd"/>
-      <w:r>
-        <w:t>202</w:t>
+        <w:t>Malang………..,…………..202</w:t>
       </w:r>
       <w:r>
         <w:t>6</w:t>
@@ -1184,13 +812,8 @@
             <w:pPr>
               <w:ind w:hanging="102"/>
             </w:pPr>
-            <w:proofErr w:type="spellStart"/>
             <w:r>
-              <w:t>Pembimbing</w:t>
-            </w:r>
-            <w:proofErr w:type="spellEnd"/>
-            <w:r>
-              <w:t xml:space="preserve"> 1</w:t>
+              <w:t>Pembimbing 1</w:t>
             </w:r>
           </w:p>
           <w:p>
@@ -1220,21 +843,8 @@
             <w:r>
               <w:t>(</w:t>
             </w:r>
-            <w:proofErr w:type="spellStart"/>
             <w:r>
-              <w:t>Indrazno</w:t>
-            </w:r>
-            <w:proofErr w:type="spellEnd"/>
-            <w:r>
-              <w:t xml:space="preserve"> </w:t>
-            </w:r>
-            <w:proofErr w:type="spellStart"/>
-            <w:r>
-              <w:t>Siradjuddin</w:t>
-            </w:r>
-            <w:proofErr w:type="spellEnd"/>
-            <w:r>
-              <w:t>, S.T., M.T., Ph.D.</w:t>
+              <w:t>Indrazno Siradjuddin, S.T., M.T., Ph.D.</w:t>
             </w:r>
             <w:r>
               <w:t xml:space="preserve">)                                                                        </w:t>
@@ -1249,13 +859,8 @@
             <w:pPr>
               <w:ind w:left="28"/>
             </w:pPr>
-            <w:proofErr w:type="spellStart"/>
             <w:r>
-              <w:t>Pembimbing</w:t>
-            </w:r>
-            <w:proofErr w:type="spellEnd"/>
-            <w:r>
-              <w:t xml:space="preserve"> 2</w:t>
+              <w:t>Pembimbing 2</w:t>
             </w:r>
           </w:p>
           <w:p>
@@ -1282,24 +887,9 @@
             <w:r>
               <w:t>(</w:t>
             </w:r>
-            <w:proofErr w:type="spellStart"/>
             <w:r>
-              <w:t>Gillang</w:t>
+              <w:t>Gillang Al Azhar, S.S.T., M.Tr.T</w:t>
             </w:r>
-            <w:proofErr w:type="spellEnd"/>
-            <w:r>
-              <w:t xml:space="preserve"> Al Azhar, S.S.T., </w:t>
-            </w:r>
-            <w:proofErr w:type="spellStart"/>
-            <w:r>
-              <w:t>M.</w:t>
-            </w:r>
-            <w:proofErr w:type="gramStart"/>
-            <w:r>
-              <w:t>Tr.T</w:t>
-            </w:r>
-            <w:proofErr w:type="spellEnd"/>
-            <w:proofErr w:type="gramEnd"/>
             <w:r>
               <w:t xml:space="preserve">)                                                                        </w:t>
             </w:r>
